--- a/report/Отчет_11_вариант.docx
+++ b/report/Отчет_11_вариант.docx
@@ -3073,12 +3073,14 @@
               <w:keepLines/>
               <w:spacing w:before="40" w:after="40" w:line="245" w:lineRule="auto"/>
             </w:pPr>
+            <w:proofErr w:type="spellStart"/>
             <w:r>
               <w:rPr>
                 <w:sz w:val="21"/>
               </w:rPr>
               <w:t>waitpid</w:t>
             </w:r>
+            <w:proofErr w:type="spellEnd"/>
           </w:p>
         </w:tc>
         <w:tc>
@@ -3394,20 +3396,37 @@
         <w:rPr>
           <w:lang w:val="ru-RU"/>
         </w:rPr>
-        <w:t>Программа выполняет обе операции варианта 11 последовательно: child1 переводит ASCII-буквы в верхний регистр, child2 заменяет пробелы, табуляции и переводы строк на подчёркивания. Для входа «Hello world\tOS\nsecond line\n» получен результат «HELLO_WORLD_OS_SECOND_LINE_»; число байт до и после обработки равно 27. Пустой ввод даёт пустой результат, а строка длиной 1 000 001 байт проходит через несколько блоков без потери данных.</w:t>
-      </w:r>
-    </w:p>
-    <w:p>
-      <w:pPr>
-        <w:rPr>
-          <w:lang w:val="ru-RU"/>
-        </w:rPr>
-      </w:pPr>
-      <w:r>
-        <w:rPr>
-          <w:lang w:val="ru-RU"/>
-        </w:rPr>
-        <w:t>Сокращённая трасса подтверждает путь данных через три канала: parent записывает в fd 4 и читает из fd 7, а дети работают через перенаправленные fd 0 и 1. fork создаёт два процесса, dup2 связывает их стандартные потоки с каналами, execl запускает child1 и child2. Закрытие пишущих концов передаёт EOF по цепочке; waitpid получает статусы обоих детей. В штатном прогоне все три процесса завершаются с кодом 0. Ошибка записи в /dev/full приводит к коду 3, а проверенный запуск из неверного рабочего каталога с пустым stdin — к коду 1.</w:t>
+        <w:t>После этой лабораторной работы мой подход к написанию программ стал более системным</w:t>
+      </w:r>
+      <w:r>
+        <w:rPr>
+          <w:lang w:val="ru-RU"/>
+        </w:rPr>
+        <w:t xml:space="preserve">: </w:t>
+      </w:r>
+      <w:r>
+        <w:rPr>
+          <w:lang w:val="ru-RU"/>
+        </w:rPr>
+        <w:t>я начал следить за выделенными ресурсами и обработкой всевозможных ошибок и вариаций возвратов.</w:t>
+      </w:r>
+      <w:r>
+        <w:rPr>
+          <w:lang w:val="ru-RU"/>
+        </w:rPr>
+        <w:t xml:space="preserve"> Продумывать как написанная программа будет </w:t>
+      </w:r>
+      <w:r>
+        <w:rPr>
+          <w:lang w:val="ru-RU"/>
+        </w:rPr>
+        <w:t>исполняться</w:t>
+      </w:r>
+      <w:r>
+        <w:rPr>
+          <w:lang w:val="ru-RU"/>
+        </w:rPr>
+        <w:t xml:space="preserve"> на системном уровне.</w:t>
       </w:r>
     </w:p>
     <w:p>
@@ -3496,7 +3515,6 @@
         <w:rPr>
           <w:lang w:val="ru-RU"/>
         </w:rPr>
-        <w:lastRenderedPageBreak/>
         <w:t xml:space="preserve">Итоговый код </w:t>
       </w:r>
       <w:r>
@@ -3556,6 +3574,7 @@
         <w:rPr>
           <w:lang w:val="ru-RU"/>
         </w:rPr>
+        <w:lastRenderedPageBreak/>
         <w:t>Материалы для воспроизведения</w:t>
       </w:r>
     </w:p>
@@ -4475,7 +4494,6 @@
   <w:style w:type="character" w:default="1" w:styleId="a2">
     <w:name w:val="Default Paragraph Font"/>
     <w:uiPriority w:val="1"/>
-    <w:semiHidden/>
     <w:unhideWhenUsed/>
   </w:style>
   <w:style w:type="table" w:default="1" w:styleId="a3">
